--- a/Tài liệu không có tiêu đề (1).docx
+++ b/Tài liệu không có tiêu đề (1).docx
@@ -6,206 +6,196 @@
       <w:pPr>
         <w:spacing w:after="240" w:before="240" w:lineRule="auto"/>
         <w:rPr>
-          <w:rFonts w:ascii="Times" w:cs="Times" w:eastAsia="Times" w:hAnsi="Times"/>
           <w:b w:val="1"/>
           <w:bCs w:val="1"/>
         </w:rPr>
       </w:pPr>
       <w:r>
         <w:rPr>
-          <w:rFonts w:ascii="Times" w:cs="Times" w:eastAsia="Times" w:hAnsi="Times"/>
           <w:b w:val="1"/>
           <w:bCs w:val="1"/>
           <w:rtl w:val="0"/>
         </w:rPr>
-        <w:t xml:space="preserve">Phần 1: So sánh</w:t>
+        <w:t xml:space="preserve">1. Phân tích lỗi:</w:t>
       </w:r>
     </w:p>
     <w:p>
       <w:pPr>
         <w:spacing w:after="240" w:before="240" w:lineRule="auto"/>
-        <w:ind w:left="720" w:firstLine="0"/>
-        <w:rPr>
-          <w:rFonts w:ascii="Times" w:cs="Times" w:eastAsia="Times" w:hAnsi="Times"/>
-        </w:rPr>
-      </w:pPr>
-      <w:r>
-        <w:rPr>
-          <w:rFonts w:ascii="Times" w:cs="Times" w:eastAsia="Times" w:hAnsi="Times"/>
+        <w:ind w:left="0" w:firstLine="0"/>
+        <w:rPr/>
+      </w:pPr>
+      <w:r>
+        <w:rPr>
           <w:b w:val="1"/>
           <w:bCs w:val="1"/>
           <w:rtl w:val="0"/>
         </w:rPr>
-        <w:t xml:space="preserve">Đường dẫn tuyệt đối (</w:t>
-      </w:r>
-      <w:r>
-        <w:rPr>
-          <w:rFonts w:ascii="Times" w:cs="Times" w:eastAsia="Times" w:hAnsi="Times"/>
+        <w:t xml:space="preserve">Notepad đơ</w:t>
+      </w:r>
+      <w:r>
+        <w:rPr>
+          <w:rtl w:val="0"/>
+        </w:rPr>
+        <w:t xml:space="preserve">: Do nạp cả 800MB vào RAM cùng lúc.</w:t>
+      </w:r>
+    </w:p>
+    <w:p>
+      <w:pPr>
+        <w:spacing w:after="240" w:before="240" w:lineRule="auto"/>
+        <w:ind w:left="0" w:firstLine="0"/>
+        <w:rPr/>
+      </w:pPr>
+      <w:r>
+        <w:rPr>
           <w:b w:val="1"/>
           <w:bCs w:val="1"/>
           <w:rtl w:val="0"/>
         </w:rPr>
-        <w:t xml:space="preserve">C:\...</w:t>
-      </w:r>
-      <w:r>
-        <w:rPr>
-          <w:rFonts w:ascii="Times" w:cs="Times" w:eastAsia="Times" w:hAnsi="Times"/>
+        <w:t xml:space="preserve">CMD lỗi:</w:t>
+      </w:r>
+      <w:r>
+        <w:rPr>
+          <w:rtl w:val="0"/>
+        </w:rPr>
+        <w:t xml:space="preserve"> CMD không có lệnh </w:t>
+      </w:r>
+      <w:r>
+        <w:rPr>
+          <w:rFonts w:ascii="Roboto Mono" w:cs="Roboto Mono" w:eastAsia="Roboto Mono" w:hAnsi="Roboto Mono"/>
+          <w:color w:val="188038"/>
+          <w:rtl w:val="0"/>
+        </w:rPr>
+        <w:t xml:space="preserve">cat</w:t>
+      </w:r>
+      <w:r>
+        <w:rPr>
+          <w:rtl w:val="0"/>
+        </w:rPr>
+        <w:t xml:space="preserve">.</w:t>
+      </w:r>
+    </w:p>
+    <w:p>
+      <w:pPr>
+        <w:spacing w:after="240" w:before="240" w:lineRule="auto"/>
+        <w:ind w:left="0" w:firstLine="0"/>
+        <w:rPr/>
+      </w:pPr>
+      <w:r>
+        <w:rPr>
           <w:b w:val="1"/>
           <w:bCs w:val="1"/>
           <w:rtl w:val="0"/>
         </w:rPr>
-        <w:t xml:space="preserve">):</w:t>
-      </w:r>
-      <w:r>
-        <w:rPr>
-          <w:rFonts w:ascii="Times" w:cs="Times" w:eastAsia="Times" w:hAnsi="Times"/>
-          <w:rtl w:val="0"/>
-        </w:rPr>
-        <w:t xml:space="preserve"> Tính di động kém. Copy sang máy khác sẽ bị lỗi do sai cấu trúc thư mục.</w:t>
+        <w:t xml:space="preserve">PowerShell chạy được</w:t>
+      </w:r>
+      <w:r>
+        <w:rPr>
+          <w:rtl w:val="0"/>
+        </w:rPr>
+        <w:t xml:space="preserve"> </w:t>
+      </w:r>
+      <w:r>
+        <w:rPr>
+          <w:rFonts w:ascii="Roboto Mono" w:cs="Roboto Mono" w:eastAsia="Roboto Mono" w:hAnsi="Roboto Mono"/>
+          <w:color w:val="188038"/>
+          <w:rtl w:val="0"/>
+        </w:rPr>
+        <w:t xml:space="preserve">cat</w:t>
+      </w:r>
+      <w:r>
+        <w:rPr>
+          <w:rtl w:val="0"/>
+        </w:rPr>
+        <w:t xml:space="preserve">: Vì nó là bí danh (alias) của </w:t>
+      </w:r>
+      <w:r>
+        <w:rPr>
+          <w:rFonts w:ascii="Roboto Mono" w:cs="Roboto Mono" w:eastAsia="Roboto Mono" w:hAnsi="Roboto Mono"/>
+          <w:color w:val="188038"/>
+          <w:rtl w:val="0"/>
+        </w:rPr>
+        <w:t xml:space="preserve">Get-Content</w:t>
+      </w:r>
+      <w:r>
+        <w:rPr>
+          <w:rtl w:val="0"/>
+        </w:rPr>
+        <w:t xml:space="preserve">.</w:t>
       </w:r>
     </w:p>
     <w:p>
       <w:pPr>
         <w:spacing w:after="240" w:before="240" w:lineRule="auto"/>
-        <w:ind w:left="720" w:firstLine="0"/>
-        <w:rPr>
-          <w:rFonts w:ascii="Times" w:cs="Times" w:eastAsia="Times" w:hAnsi="Times"/>
-        </w:rPr>
-      </w:pPr>
-      <w:r>
-        <w:rPr>
-          <w:rFonts w:ascii="Times" w:cs="Times" w:eastAsia="Times" w:hAnsi="Times"/>
+        <w:rPr>
           <w:b w:val="1"/>
           <w:bCs w:val="1"/>
-          <w:rtl w:val="0"/>
-        </w:rPr>
-        <w:t xml:space="preserve">Đường dẫn tương đối (</w:t>
-      </w:r>
-      <w:r>
-        <w:rPr>
-          <w:rFonts w:ascii="Times" w:cs="Times" w:eastAsia="Times" w:hAnsi="Times"/>
+        </w:rPr>
+      </w:pPr>
+      <w:r>
+        <w:rPr>
           <w:b w:val="1"/>
           <w:bCs w:val="1"/>
           <w:rtl w:val="0"/>
         </w:rPr>
-        <w:t xml:space="preserve">../...</w:t>
-      </w:r>
-      <w:r>
-        <w:rPr>
-          <w:rFonts w:ascii="Times" w:cs="Times" w:eastAsia="Times" w:hAnsi="Times"/>
+        <w:t xml:space="preserve">2. Lệnh PowerShell:</w:t>
+      </w:r>
+    </w:p>
+    <w:p>
+      <w:pPr>
+        <w:spacing w:after="240" w:before="240" w:lineRule="auto"/>
+        <w:ind w:left="0" w:firstLine="0"/>
+        <w:rPr/>
+      </w:pPr>
+      <w:r>
+        <w:rPr>
           <w:b w:val="1"/>
           <w:bCs w:val="1"/>
           <w:rtl w:val="0"/>
         </w:rPr>
-        <w:t xml:space="preserve">):</w:t>
-      </w:r>
-      <w:r>
-        <w:rPr>
-          <w:rFonts w:ascii="Times" w:cs="Times" w:eastAsia="Times" w:hAnsi="Times"/>
-          <w:rtl w:val="0"/>
-        </w:rPr>
-        <w:t xml:space="preserve"> Tính di động cao. Chạy ổn định trên mọi máy.</w:t>
+        <w:t xml:space="preserve">Xem tất cả:</w:t>
+      </w:r>
+      <w:r>
+        <w:rPr>
+          <w:rtl w:val="0"/>
+        </w:rPr>
       </w:r>
     </w:p>
     <w:p>
       <w:pPr>
         <w:spacing w:after="240" w:before="240" w:lineRule="auto"/>
-        <w:rPr>
-          <w:rFonts w:ascii="Times" w:cs="Times" w:eastAsia="Times" w:hAnsi="Times"/>
-          <w:b w:val="1"/>
-          <w:bCs w:val="1"/>
-        </w:rPr>
-      </w:pPr>
-      <w:r>
-        <w:rPr>
-          <w:rFonts w:ascii="Times" w:cs="Times" w:eastAsia="Times" w:hAnsi="Times"/>
-          <w:b w:val="1"/>
-          <w:bCs w:val="1"/>
-          <w:rtl w:val="0"/>
-        </w:rPr>
-        <w:t xml:space="preserve">Phần 2: Lựa chọn &amp; Giải thích</w:t>
+        <w:ind w:left="0" w:firstLine="0"/>
+        <w:rPr/>
+      </w:pPr>
+      <w:r>
+        <w:rPr>
+          <w:rtl w:val="0"/>
+        </w:rPr>
+        <w:t xml:space="preserve">Get-Content .\server_log_800MB.log</w:t>
       </w:r>
     </w:p>
     <w:p>
       <w:pPr>
         <w:spacing w:after="240" w:before="240" w:lineRule="auto"/>
-        <w:ind w:left="720" w:firstLine="0"/>
-        <w:rPr>
-          <w:rFonts w:ascii="Times" w:cs="Times" w:eastAsia="Times" w:hAnsi="Times"/>
-        </w:rPr>
-      </w:pPr>
-      <w:r>
-        <w:rPr>
-          <w:rFonts w:ascii="Times" w:cs="Times" w:eastAsia="Times" w:hAnsi="Times"/>
-          <w:b w:val="1"/>
-          <w:bCs w:val="1"/>
-          <w:rtl w:val="0"/>
-        </w:rPr>
-        <w:t xml:space="preserve">Lựa chọn tối ưu:</w:t>
-      </w:r>
-      <w:r>
-        <w:rPr>
-          <w:rFonts w:ascii="Times" w:cs="Times" w:eastAsia="Times" w:hAnsi="Times"/>
-          <w:rtl w:val="0"/>
-        </w:rPr>
-        <w:t xml:space="preserve"> Đường dẫn tương đối </w:t>
-      </w:r>
-      <w:r>
-        <w:rPr>
-          <w:rFonts w:ascii="Times" w:cs="Times" w:eastAsia="Times" w:hAnsi="Times"/>
-          <w:rtl w:val="0"/>
-        </w:rPr>
-        <w:t xml:space="preserve">../data/logs.csv</w:t>
-      </w:r>
-      <w:r>
-        <w:rPr>
-          <w:rFonts w:ascii="Times" w:cs="Times" w:eastAsia="Times" w:hAnsi="Times"/>
-          <w:rtl w:val="0"/>
-        </w:rPr>
-        <w:t xml:space="preserve">.</w:t>
-      </w:r>
-    </w:p>
-    <w:p>
-      <w:pPr>
-        <w:spacing w:after="240" w:before="240" w:lineRule="auto"/>
-        <w:ind w:left="720" w:firstLine="0"/>
-        <w:rPr>
-          <w:rFonts w:ascii="Times" w:cs="Times" w:eastAsia="Times" w:hAnsi="Times"/>
-        </w:rPr>
-      </w:pPr>
-      <w:r>
-        <w:rPr>
-          <w:rFonts w:ascii="Times" w:cs="Times" w:eastAsia="Times" w:hAnsi="Times"/>
-          <w:b w:val="1"/>
-          <w:bCs w:val="1"/>
-          <w:rtl w:val="0"/>
-        </w:rPr>
-        <w:t xml:space="preserve">Ý nghĩa của </w:t>
-      </w:r>
-      <w:r>
-        <w:rPr>
-          <w:rFonts w:ascii="Times" w:cs="Times" w:eastAsia="Times" w:hAnsi="Times"/>
-          <w:b w:val="1"/>
-          <w:bCs w:val="1"/>
-          <w:rtl w:val="0"/>
-        </w:rPr>
-        <w:t xml:space="preserve">..</w:t>
-      </w:r>
-      <w:r>
-        <w:rPr>
-          <w:rFonts w:ascii="Times" w:cs="Times" w:eastAsia="Times" w:hAnsi="Times"/>
-          <w:b w:val="1"/>
-          <w:bCs w:val="1"/>
-          <w:rtl w:val="0"/>
-        </w:rPr>
-        <w:t xml:space="preserve">:</w:t>
-      </w:r>
-      <w:r>
-        <w:rPr>
-          <w:rFonts w:ascii="Times" w:cs="Times" w:eastAsia="Times" w:hAnsi="Times"/>
-          <w:rtl w:val="0"/>
-        </w:rPr>
-        <w:t xml:space="preserve"> Trở ra thư mục cha (lùi ra ngoài 1 cấp) để tìm đến đúng thư mục chứa data.</w:t>
+        <w:ind w:left="0" w:firstLine="0"/>
+        <w:rPr/>
+      </w:pPr>
+      <w:r>
+        <w:rPr>
+          <w:rtl w:val="0"/>
+        </w:rPr>
+        <w:t xml:space="preserve">Xem 10 dòng cuối:</w:t>
+      </w:r>
+    </w:p>
+    <w:p>
+      <w:pPr>
+        <w:rPr/>
+      </w:pPr>
+      <w:r>
+        <w:rPr>
+          <w:rtl w:val="0"/>
+        </w:rPr>
+        <w:t xml:space="preserve">Get-Content .\server_log_800MB.log -Tail 10</w:t>
       </w:r>
     </w:p>
     <w:p>
